--- a/docs/sec_sem/otchet_sec_sem.docx
+++ b/docs/sec_sem/otchet_sec_sem.docx
@@ -544,6 +544,12 @@
     </w:p>
     <w:sdt>
       <w:sdtPr>
+        <w:rPr>
+          <w:rFonts w:eastAsiaTheme="minorEastAsia" w:cstheme="minorBidi"/>
+          <w:color w:val="auto"/>
+          <w:sz w:val="28"/>
+          <w:szCs w:val="22"/>
+        </w:rPr>
         <w:id w:val="-1760519235"/>
         <w:docPartObj>
           <w:docPartGallery w:val="Table of Contents"/>
@@ -552,10 +558,8 @@
       </w:sdtPr>
       <w:sdtEndPr>
         <w:rPr>
-          <w:rFonts w:eastAsiaTheme="minorEastAsia" w:cstheme="minorBidi"/>
-          <w:color w:val="auto"/>
-          <w:sz w:val="28"/>
-          <w:szCs w:val="22"/>
+          <w:b w:val="0"/>
+          <w:bCs w:val="0"/>
         </w:rPr>
       </w:sdtEndPr>
       <w:sdtContent>
@@ -2150,11 +2154,9 @@
       <w:r>
         <w:t xml:space="preserve">32-хаба, сохраняет их в базе данных и предоставляет веб-интерфейс для просмотра истории измерений, таблиц и графиков. Дополнительно была реализована автоматическая настройка </w:t>
       </w:r>
-      <w:proofErr w:type="spellStart"/>
       <w:r>
         <w:t>WiFi</w:t>
       </w:r>
-      <w:proofErr w:type="spellEnd"/>
       <w:r>
         <w:t xml:space="preserve"> на хабе, чтобы устройство можно было использовать без ручного изменения файла конфигурации.</w:t>
       </w:r>
@@ -2163,11 +2165,9 @@
       <w:r>
         <w:t xml:space="preserve">Отдельное внимание было уделено устойчивости передачи данных. В реальных условиях </w:t>
       </w:r>
-      <w:proofErr w:type="spellStart"/>
       <w:r>
         <w:t>WiFi</w:t>
       </w:r>
-      <w:proofErr w:type="spellEnd"/>
       <w:r>
         <w:t xml:space="preserve">-сеть или сервер могут быть временно недоступны, поэтому хаб должен сохранять полученные </w:t>
       </w:r>
@@ -2189,11 +2189,9 @@
       <w:r>
         <w:t xml:space="preserve"> и </w:t>
       </w:r>
-      <w:proofErr w:type="spellStart"/>
       <w:r>
         <w:t>WiFi</w:t>
       </w:r>
-      <w:proofErr w:type="spellEnd"/>
       <w:r>
         <w:t xml:space="preserve"> на </w:t>
       </w:r>
@@ -2204,6 +2202,7 @@
         <w:t>32, так как оба интерфейса используют общий радиомодуль и оказывают влияние на доступную память устройства.</w:t>
       </w:r>
     </w:p>
+    <w:p/>
     <w:p/>
     <w:p>
       <w:pPr>
@@ -2242,11 +2241,9 @@
       <w:r>
         <w:t xml:space="preserve">32 путем добавления серверной части, веб-интерфейса, автоматической настройки </w:t>
       </w:r>
-      <w:proofErr w:type="spellStart"/>
       <w:r>
         <w:t>WiFi</w:t>
       </w:r>
-      <w:proofErr w:type="spellEnd"/>
       <w:r>
         <w:t xml:space="preserve"> и надежной передачи измерений от </w:t>
       </w:r>
@@ -2272,14 +2269,7 @@
           <w:b/>
           <w:bCs/>
         </w:rPr>
-        <w:t>Задачи практики</w:t>
-      </w:r>
-      <w:r>
-        <w:rPr>
-          <w:b/>
-          <w:bCs/>
-        </w:rPr>
-        <w:t>:</w:t>
+        <w:t>Задачи практики:</w:t>
       </w:r>
     </w:p>
     <w:p>
@@ -2365,17 +2355,17 @@
       <w:r>
         <w:t xml:space="preserve">6. реализовать </w:t>
       </w:r>
+      <w:r>
+        <w:t>WiFi</w:t>
+      </w:r>
+      <w:r>
+        <w:t xml:space="preserve"> </w:t>
+      </w:r>
       <w:proofErr w:type="spellStart"/>
       <w:r>
-        <w:t>WiFi</w:t>
+        <w:t>provisioning</w:t>
       </w:r>
       <w:proofErr w:type="spellEnd"/>
-      <w:r>
-        <w:t xml:space="preserve"> </w:t>
-      </w:r>
-      <w:r>
-        <w:t>provisioning</w:t>
-      </w:r>
       <w:r>
         <w:t xml:space="preserve"> на </w:t>
       </w:r>
@@ -2396,11 +2386,9 @@
       <w:r>
         <w:t xml:space="preserve">7. добавить сохранение </w:t>
       </w:r>
-      <w:proofErr w:type="spellStart"/>
       <w:r>
         <w:t>WiFi</w:t>
       </w:r>
-      <w:proofErr w:type="spellEnd"/>
       <w:r>
         <w:t xml:space="preserve">-настроек во внутреннюю память </w:t>
       </w:r>
@@ -2427,11 +2415,9 @@
       <w:r>
         <w:t xml:space="preserve"> и </w:t>
       </w:r>
-      <w:proofErr w:type="spellStart"/>
       <w:r>
         <w:t>WiFi</w:t>
       </w:r>
-      <w:proofErr w:type="spellEnd"/>
       <w:r>
         <w:t xml:space="preserve"> на </w:t>
       </w:r>
@@ -2481,6 +2467,7 @@
         <w:t>-датчика до отображения результатов на сайте.</w:t>
       </w:r>
     </w:p>
+    <w:p/>
     <w:p/>
     <w:p/>
     <w:p/>
@@ -2782,9 +2769,6 @@
     <w:p>
       <w:pPr>
         <w:pStyle w:val="21"/>
-        <w:rPr>
-          <w:lang w:val="en-US"/>
-        </w:rPr>
       </w:pPr>
       <w:bookmarkStart w:id="7" w:name="_Toc231397714"/>
       <w:r>
@@ -2799,10 +2783,16 @@
       </w:r>
       <w:proofErr w:type="spellEnd"/>
       <w:r>
+        <w:t xml:space="preserve"> </w:t>
+      </w:r>
+      <w:r>
         <w:rPr>
           <w:lang w:val="en-US"/>
         </w:rPr>
-        <w:t xml:space="preserve"> provisioning </w:t>
+        <w:t>provisioning</w:t>
+      </w:r>
+      <w:r>
+        <w:t xml:space="preserve"> </w:t>
       </w:r>
       <w:r>
         <w:t xml:space="preserve">на </w:t>
@@ -2811,16 +2801,16 @@
         <w:rPr>
           <w:lang w:val="en-US"/>
         </w:rPr>
-        <w:t>ESP32</w:t>
+        <w:t>ESP</w:t>
+      </w:r>
+      <w:r>
+        <w:t>32</w:t>
       </w:r>
       <w:bookmarkEnd w:id="7"/>
     </w:p>
     <w:p>
       <w:pPr>
         <w:pStyle w:val="21"/>
-        <w:rPr>
-          <w:lang w:val="en-US"/>
-        </w:rPr>
       </w:pPr>
     </w:p>
     <w:p>
@@ -2874,19 +2864,10 @@
         <w:t>. Также реализована возможность сброса конфигурации через кнопку BOOT, чтобы пользователь мог заново настроить сеть без перепрошивки устройства.</w:t>
       </w:r>
     </w:p>
-    <w:p>
-      <w:pPr>
-        <w:rPr>
-          <w:lang w:val="en-US"/>
-        </w:rPr>
-      </w:pPr>
-    </w:p>
+    <w:p/>
     <w:p>
       <w:pPr>
         <w:pStyle w:val="21"/>
-        <w:rPr>
-          <w:lang w:val="en-US"/>
-        </w:rPr>
       </w:pPr>
       <w:bookmarkStart w:id="8" w:name="_Toc231397715"/>
       <w:r>
@@ -2897,9 +2878,6 @@
     <w:p>
       <w:pPr>
         <w:pStyle w:val="21"/>
-        <w:rPr>
-          <w:lang w:val="en-US"/>
-        </w:rPr>
       </w:pPr>
     </w:p>
     <w:p>
@@ -2987,14 +2965,14 @@
       <w:r>
         <w:t>HealthSaver</w:t>
       </w:r>
+      <w:r>
+        <w:t>.</w:t>
+      </w:r>
+      <w:r>
+        <w:t>Server</w:t>
+      </w:r>
       <w:proofErr w:type="spellEnd"/>
       <w:r>
-        <w:t>.</w:t>
-      </w:r>
-      <w:r>
-        <w:t>Server</w:t>
-      </w:r>
-      <w:r>
         <w:t xml:space="preserve">. Датчик передает измерения по </w:t>
       </w:r>
       <w:r>
@@ -3009,11 +2987,9 @@
       <w:r>
         <w:t xml:space="preserve">-карту и отправляет на сервер по </w:t>
       </w:r>
-      <w:proofErr w:type="spellStart"/>
       <w:r>
         <w:t>WiFi</w:t>
       </w:r>
-      <w:proofErr w:type="spellEnd"/>
       <w:r>
         <w:t>. Сервер сохраняет измерения и предоставляет веб-интерфейс для анализа результатов.</w:t>
       </w:r>
@@ -3026,7 +3002,10 @@
         <w:t>HS</w:t>
       </w:r>
       <w:r>
-        <w:t>1. Передача начинается сообщением старта, далее идут строки с измеренными значениями, после чего отправляется сообщение окончания с количеством сэмплов. Хаб разбирает эти сообщения и формирует запись измерения.</w:t>
+        <w:t>1. Передача начинается сообщением старта, далее идут строки с измеренными значениями, после чего отправляется сообщение окончания с количеством сэмплов. Хаб разбирает эти сообщения и формирует запись измерения</w:t>
+      </w:r>
+      <w:r>
+        <w:t>. Пример записи:</w:t>
       </w:r>
     </w:p>
     <w:p>
@@ -3034,27 +3013,105 @@
         <w:pStyle w:val="2c"/>
       </w:pPr>
       <w:r>
-        <w:t>H1</w:t>
+        <w:rPr>
+          <w:lang w:val="en-US"/>
+        </w:rPr>
+        <w:t>H</w:t>
+      </w:r>
+      <w:r>
+        <w:t>1</w:t>
       </w:r>
       <w:proofErr w:type="gramStart"/>
       <w:r>
-        <w:t>S;p</w:t>
+        <w:rPr>
+          <w:lang w:val="en-US"/>
+        </w:rPr>
+        <w:t>S</w:t>
+      </w:r>
+      <w:r>
+        <w:t>;</w:t>
+      </w:r>
+      <w:r>
+        <w:rPr>
+          <w:lang w:val="en-US"/>
+        </w:rPr>
+        <w:t>p</w:t>
       </w:r>
       <w:proofErr w:type="gramEnd"/>
       <w:r>
-        <w:t>;mmHg;1;1</w:t>
+        <w:t>;</w:t>
+      </w:r>
+      <w:r>
+        <w:rPr>
+          <w:lang w:val="en-US"/>
+        </w:rPr>
+        <w:t>mmHg</w:t>
+      </w:r>
+      <w:r>
+        <w:t>;1;1</w:t>
       </w:r>
       <w:r>
         <w:br/>
-        <w:t>H1D;0;120.55</w:t>
+      </w:r>
+      <w:r>
+        <w:rPr>
+          <w:lang w:val="en-US"/>
+        </w:rPr>
+        <w:t>H</w:t>
+      </w:r>
+      <w:r>
+        <w:t>1</w:t>
+      </w:r>
+      <w:r>
+        <w:rPr>
+          <w:lang w:val="en-US"/>
+        </w:rPr>
+        <w:t>D</w:t>
+      </w:r>
+      <w:r>
+        <w:t>;0;120.55</w:t>
       </w:r>
       <w:r>
         <w:br/>
-        <w:t>H1D;1;118.30</w:t>
+      </w:r>
+      <w:r>
+        <w:rPr>
+          <w:lang w:val="en-US"/>
+        </w:rPr>
+        <w:t>H</w:t>
+      </w:r>
+      <w:r>
+        <w:t>1</w:t>
+      </w:r>
+      <w:r>
+        <w:rPr>
+          <w:lang w:val="en-US"/>
+        </w:rPr>
+        <w:t>D</w:t>
+      </w:r>
+      <w:r>
+        <w:t>;1;118.30</w:t>
       </w:r>
       <w:r>
         <w:br/>
-        <w:t>H1E;2</w:t>
+      </w:r>
+      <w:r>
+        <w:rPr>
+          <w:lang w:val="en-US"/>
+        </w:rPr>
+        <w:t>H</w:t>
+      </w:r>
+      <w:r>
+        <w:t>1</w:t>
+      </w:r>
+      <w:r>
+        <w:rPr>
+          <w:lang w:val="en-US"/>
+        </w:rPr>
+        <w:t>E</w:t>
+      </w:r>
+      <w:r>
+        <w:t>;2</w:t>
       </w:r>
     </w:p>
     <w:p>
@@ -3075,7 +3132,6 @@
       </w:pPr>
       <w:bookmarkStart w:id="11" w:name="_Toc231397718"/>
       <w:r>
-        <w:lastRenderedPageBreak/>
         <w:t>3.2. Реализация серверной части</w:t>
       </w:r>
       <w:bookmarkEnd w:id="11"/>
@@ -3083,19 +3139,20 @@
     <w:p/>
     <w:p>
       <w:r>
+        <w:lastRenderedPageBreak/>
         <w:t xml:space="preserve">Серверная часть реализована в проекте </w:t>
       </w:r>
       <w:proofErr w:type="spellStart"/>
       <w:r>
         <w:t>HealthSaver</w:t>
       </w:r>
+      <w:r>
+        <w:t>.</w:t>
+      </w:r>
+      <w:r>
+        <w:t>Server</w:t>
+      </w:r>
       <w:proofErr w:type="spellEnd"/>
-      <w:r>
-        <w:t>.</w:t>
-      </w:r>
-      <w:r>
-        <w:t>Server</w:t>
-      </w:r>
       <w:r>
         <w:t xml:space="preserve"> на </w:t>
       </w:r>
@@ -3203,11 +3260,16 @@
       <w:r>
         <w:t xml:space="preserve">Для приема данных были реализованы </w:t>
       </w:r>
+      <w:proofErr w:type="spellStart"/>
       <w:r>
         <w:t>endpoint</w:t>
       </w:r>
       <w:r>
-        <w:t>'ы /</w:t>
+        <w:t>'ы</w:t>
+      </w:r>
+      <w:proofErr w:type="spellEnd"/>
+      <w:r>
+        <w:t xml:space="preserve"> /</w:t>
       </w:r>
       <w:proofErr w:type="spellStart"/>
       <w:r>
@@ -3217,15 +3279,19 @@
       <w:r>
         <w:t>/</w:t>
       </w:r>
+      <w:proofErr w:type="spellStart"/>
       <w:r>
         <w:t>ingest</w:t>
       </w:r>
+      <w:proofErr w:type="spellEnd"/>
       <w:r>
         <w:t>/</w:t>
       </w:r>
+      <w:proofErr w:type="spellStart"/>
       <w:r>
         <w:t>start</w:t>
       </w:r>
+      <w:proofErr w:type="spellEnd"/>
       <w:r>
         <w:t>, /</w:t>
       </w:r>
@@ -3237,15 +3303,19 @@
       <w:r>
         <w:t>/</w:t>
       </w:r>
+      <w:proofErr w:type="spellStart"/>
       <w:r>
         <w:t>ingest</w:t>
       </w:r>
+      <w:proofErr w:type="spellEnd"/>
       <w:r>
         <w:t>/</w:t>
       </w:r>
+      <w:proofErr w:type="spellStart"/>
       <w:r>
         <w:t>chunk</w:t>
       </w:r>
+      <w:proofErr w:type="spellEnd"/>
       <w:r>
         <w:t>, /</w:t>
       </w:r>
@@ -3257,21 +3327,27 @@
       <w:r>
         <w:t>/</w:t>
       </w:r>
+      <w:proofErr w:type="spellStart"/>
       <w:r>
         <w:t>ingest</w:t>
       </w:r>
+      <w:proofErr w:type="spellEnd"/>
       <w:r>
         <w:t>/</w:t>
       </w:r>
+      <w:proofErr w:type="spellStart"/>
       <w:r>
         <w:t>complete</w:t>
       </w:r>
+      <w:proofErr w:type="spellEnd"/>
       <w:r>
         <w:t xml:space="preserve">, а также упрощенный </w:t>
       </w:r>
+      <w:proofErr w:type="spellStart"/>
       <w:r>
         <w:t>endpoint</w:t>
       </w:r>
+      <w:proofErr w:type="spellEnd"/>
       <w:r>
         <w:t xml:space="preserve"> /</w:t>
       </w:r>
@@ -3283,15 +3359,19 @@
       <w:r>
         <w:t>/</w:t>
       </w:r>
+      <w:proofErr w:type="spellStart"/>
       <w:r>
         <w:t>ingest</w:t>
       </w:r>
+      <w:proofErr w:type="spellEnd"/>
       <w:r>
         <w:t>/</w:t>
       </w:r>
+      <w:proofErr w:type="spellStart"/>
       <w:r>
         <w:t>measurement</w:t>
       </w:r>
+      <w:proofErr w:type="spellEnd"/>
       <w:r>
         <w:t xml:space="preserve"> для отправки измерения одним запросом. Последний вариант оказался полезен для </w:t>
       </w:r>
@@ -3315,40 +3395,43 @@
     </w:p>
     <w:p>
       <w:r>
+        <w:t xml:space="preserve">В итоговой логике хаба используется </w:t>
+      </w:r>
+      <w:proofErr w:type="spellStart"/>
+      <w:r>
+        <w:t>endpoint</w:t>
+      </w:r>
+      <w:proofErr w:type="spellEnd"/>
+      <w:r>
+        <w:t> /</w:t>
+      </w:r>
+      <w:proofErr w:type="spellStart"/>
+      <w:r>
+        <w:t>api</w:t>
+      </w:r>
+      <w:proofErr w:type="spellEnd"/>
+      <w:r>
+        <w:t>/</w:t>
+      </w:r>
+      <w:proofErr w:type="spellStart"/>
+      <w:r>
+        <w:t>ingest</w:t>
+      </w:r>
+      <w:proofErr w:type="spellEnd"/>
+      <w:r>
+        <w:t>/</w:t>
+      </w:r>
+      <w:proofErr w:type="spellStart"/>
+      <w:r>
+        <w:t>measurement</w:t>
+      </w:r>
+      <w:proofErr w:type="spellEnd"/>
+      <w:r>
+        <w:t xml:space="preserve">, через который измерение отправляется одним HTTP-запросом. Хаб передает идентификатор устройства, тип датчика, единицу измерения, частоту </w:t>
+      </w:r>
+      <w:r>
         <w:lastRenderedPageBreak/>
-        <w:t xml:space="preserve">В итоговой логике хаба используется </w:t>
-      </w:r>
-      <w:proofErr w:type="spellStart"/>
-      <w:r>
-        <w:t>endpoint</w:t>
-      </w:r>
-      <w:proofErr w:type="spellEnd"/>
-      <w:r>
-        <w:t> /</w:t>
-      </w:r>
-      <w:proofErr w:type="spellStart"/>
-      <w:r>
-        <w:t>api</w:t>
-      </w:r>
-      <w:proofErr w:type="spellEnd"/>
-      <w:r>
-        <w:t>/</w:t>
-      </w:r>
-      <w:proofErr w:type="spellStart"/>
-      <w:r>
-        <w:t>ingest</w:t>
-      </w:r>
-      <w:proofErr w:type="spellEnd"/>
-      <w:r>
-        <w:t>/</w:t>
-      </w:r>
-      <w:proofErr w:type="spellStart"/>
-      <w:r>
-        <w:t>measurement</w:t>
-      </w:r>
-      <w:proofErr w:type="spellEnd"/>
-      <w:r>
-        <w:t xml:space="preserve">, через который измерение отправляется одним HTTP-запросом. Хаб передает идентификатор устройства, тип датчика, единицу измерения, частоту дискретизации и массив значений давления. Сервер сохраняет метаданные в </w:t>
+        <w:t xml:space="preserve">дискретизации и массив значений давления. Сервер сохраняет метаданные в </w:t>
       </w:r>
       <w:proofErr w:type="spellStart"/>
       <w:r>
@@ -3369,7 +3452,15 @@
     </w:p>
     <w:p>
       <w:r>
-        <w:t xml:space="preserve">Для получения данных веб-интерфейс использует /api/measurements, /api/measurements/{id} и /api/measurements/{id}/series. Сервер также отправляет события measurementStarted, liveChunk и measurementCompleted через </w:t>
+        <w:t>Для получения данных веб-интерфейс использует /api/measurements, /api/measurements/{id} и /api/measurements/{id}/series. Сервер также отправляет события measurementStarted, liveChunk и </w:t>
+      </w:r>
+      <w:proofErr w:type="spellStart"/>
+      <w:r>
+        <w:t>measurementCompleted</w:t>
+      </w:r>
+      <w:proofErr w:type="spellEnd"/>
+      <w:r>
+        <w:t xml:space="preserve"> через </w:t>
       </w:r>
       <w:proofErr w:type="spellStart"/>
       <w:r>
@@ -3753,6 +3844,12 @@
         <w:pStyle w:val="21"/>
       </w:pPr>
       <w:bookmarkStart w:id="12" w:name="_Toc231397719"/>
+    </w:p>
+    <w:p/>
+    <w:p>
+      <w:pPr>
+        <w:pStyle w:val="21"/>
+      </w:pPr>
       <w:r>
         <w:lastRenderedPageBreak/>
         <w:t xml:space="preserve">3.3. Реализация </w:t>
@@ -3778,11 +3875,9 @@
       <w:r>
         <w:t xml:space="preserve">В прошивке хаба был реализован механизм первичной настройки </w:t>
       </w:r>
-      <w:proofErr w:type="spellStart"/>
       <w:r>
         <w:t>WiFi</w:t>
       </w:r>
-      <w:proofErr w:type="spellEnd"/>
       <w:r>
         <w:t xml:space="preserve">. Если в памяти </w:t>
       </w:r>
@@ -3892,11 +3987,9 @@
       <w:r>
         <w:t xml:space="preserve">. Такая схема удобна для демонстрации проекта и для переноса устройства между разными </w:t>
       </w:r>
-      <w:proofErr w:type="spellStart"/>
       <w:r>
         <w:t>WiFi</w:t>
       </w:r>
-      <w:proofErr w:type="spellEnd"/>
       <w:r>
         <w:t>-сетями.</w:t>
       </w:r>
@@ -3910,11 +4003,9 @@
       <w:r>
         <w:t xml:space="preserve">• проверка наличия сохраненных </w:t>
       </w:r>
-      <w:proofErr w:type="spellStart"/>
       <w:r>
         <w:t>WiFi</w:t>
       </w:r>
-      <w:proofErr w:type="spellEnd"/>
       <w:r>
         <w:t xml:space="preserve">-настроек в </w:t>
       </w:r>
@@ -3974,11 +4065,9 @@
       <w:r>
         <w:t xml:space="preserve">• подключение к основной </w:t>
       </w:r>
-      <w:proofErr w:type="spellStart"/>
       <w:r>
         <w:t>WiFi</w:t>
       </w:r>
-      <w:proofErr w:type="spellEnd"/>
       <w:r>
         <w:t xml:space="preserve">-сети и ожидание </w:t>
       </w:r>
@@ -4050,11 +4139,9 @@
       <w:r>
         <w:t xml:space="preserve">В сетевой задаче выполняется проверка доступности </w:t>
       </w:r>
-      <w:proofErr w:type="spellStart"/>
       <w:r>
         <w:t>WiFi</w:t>
       </w:r>
-      <w:proofErr w:type="spellEnd"/>
       <w:r>
         <w:t xml:space="preserve">, наличие найденного адреса сервера, объем свободной памяти и состояние </w:t>
       </w:r>
@@ -4069,106 +4156,215 @@
       </w:r>
       <w:r>
         <w:t>-карты. При ошибке отправки файл сохраняется для повторной попытки.</w:t>
-      </w:r>
-    </w:p>
-    <w:p>
-      <w:r>
-        <w:t xml:space="preserve">Для уменьшения расхода оперативной памяти измерение не хранится в очереди как массив </w:t>
-      </w:r>
-      <w:r>
-        <w:t>float</w:t>
-      </w:r>
-      <w:r>
-        <w:t xml:space="preserve">. Вместо этого используется структура со строковым путем к файлу. Такой подход особенно важен при одновременной работе </w:t>
-      </w:r>
-      <w:r>
-        <w:t>BLE</w:t>
-      </w:r>
-      <w:r>
-        <w:t xml:space="preserve"> и </w:t>
-      </w:r>
-      <w:proofErr w:type="spellStart"/>
-      <w:r>
-        <w:t>WiFi</w:t>
-      </w:r>
-      <w:proofErr w:type="spellEnd"/>
-      <w:r>
-        <w:t xml:space="preserve">, когда доступная память </w:t>
-      </w:r>
-      <w:r>
-        <w:t>ESP</w:t>
-      </w:r>
-      <w:r>
-        <w:t>32 заметно уменьшается.</w:t>
       </w:r>
     </w:p>
     <w:p>
       <w:pPr>
-        <w:jc w:val="left"/>
+        <w:rPr>
+          <w:lang w:val="en-US"/>
+        </w:rPr>
       </w:pPr>
       <w:r>
-        <w:t>BLE measurement complete</w:t>
-      </w:r>
-      <w:r>
-        <w:br/>
-        <w:t>-&gt; write /queue/m_&lt;time&gt;_&lt;count&gt;.txt</w:t>
-      </w:r>
-      <w:r>
-        <w:br/>
-        <w:t>-&gt; enqueue file path</w:t>
-      </w:r>
-      <w:r>
-        <w:br/>
-      </w:r>
-      <w:r>
-        <w:lastRenderedPageBreak/>
-        <w:t>-&gt; wait for WiFi and server</w:t>
-      </w:r>
-      <w:r>
-        <w:br/>
-        <w:t>-&gt; POST /api/ingest/measurement</w:t>
-      </w:r>
-      <w:r>
-        <w:br/>
-        <w:t xml:space="preserve">-&gt; </w:t>
-      </w:r>
-      <w:proofErr w:type="spellStart"/>
-      <w:r>
-        <w:t>delete</w:t>
-      </w:r>
-      <w:proofErr w:type="spellEnd"/>
-      <w:r>
+        <w:t xml:space="preserve">Для уменьшения расхода оперативной памяти измерение не хранится в очереди как массив </w:t>
+      </w:r>
+      <w:r>
+        <w:t>float</w:t>
+      </w:r>
+      <w:r>
+        <w:t xml:space="preserve">. Вместо этого используется структура со строковым путем к файлу. Такой подход особенно важен при одновременной работе </w:t>
+      </w:r>
+      <w:r>
+        <w:t>BLE</w:t>
+      </w:r>
+      <w:r>
+        <w:t xml:space="preserve"> и </w:t>
+      </w:r>
+      <w:r>
+        <w:t>WiFi</w:t>
+      </w:r>
+      <w:r>
+        <w:t xml:space="preserve">, когда доступная память </w:t>
+      </w:r>
+      <w:r>
+        <w:t>ESP</w:t>
+      </w:r>
+      <w:r>
+        <w:t>32 заметно уменьшается.</w:t>
+      </w:r>
+    </w:p>
+    <w:p>
+      <w:pPr>
+        <w:spacing w:line="240" w:lineRule="auto"/>
+        <w:ind w:firstLine="0"/>
+        <w:rPr>
+          <w:lang w:val="en-US"/>
+        </w:rPr>
+      </w:pPr>
+      <w:r>
+        <w:rPr>
+          <w:noProof/>
+        </w:rPr>
+        <w:drawing>
+          <wp:inline distT="0" distB="0" distL="0" distR="0" wp14:anchorId="69C8BF04" wp14:editId="7D7801C1">
+            <wp:extent cx="6152515" cy="419735"/>
+            <wp:effectExtent l="0" t="0" r="635" b="0"/>
+            <wp:docPr id="408711533" name="Рисунок 1"/>
+            <wp:cNvGraphicFramePr>
+              <a:graphicFrameLocks xmlns:a="http://schemas.openxmlformats.org/drawingml/2006/main" noChangeAspect="1"/>
+            </wp:cNvGraphicFramePr>
+            <a:graphic xmlns:a="http://schemas.openxmlformats.org/drawingml/2006/main">
+              <a:graphicData uri="http://schemas.openxmlformats.org/drawingml/2006/picture">
+                <pic:pic xmlns:pic="http://schemas.openxmlformats.org/drawingml/2006/picture">
+                  <pic:nvPicPr>
+                    <pic:cNvPr id="0" name="Picture 1"/>
+                    <pic:cNvPicPr>
+                      <a:picLocks noChangeAspect="1" noChangeArrowheads="1"/>
+                    </pic:cNvPicPr>
+                  </pic:nvPicPr>
+                  <pic:blipFill>
+                    <a:blip r:embed="rId8">
+                      <a:extLst>
+                        <a:ext uri="{28A0092B-C50C-407E-A947-70E740481C1C}">
+                          <a14:useLocalDpi xmlns:a14="http://schemas.microsoft.com/office/drawing/2010/main" val="0"/>
+                        </a:ext>
+                      </a:extLst>
+                    </a:blip>
+                    <a:srcRect/>
+                    <a:stretch>
+                      <a:fillRect/>
+                    </a:stretch>
+                  </pic:blipFill>
+                  <pic:spPr bwMode="auto">
+                    <a:xfrm>
+                      <a:off x="0" y="0"/>
+                      <a:ext cx="6152515" cy="419735"/>
+                    </a:xfrm>
+                    <a:prstGeom prst="rect">
+                      <a:avLst/>
+                    </a:prstGeom>
+                    <a:noFill/>
+                    <a:ln>
+                      <a:noFill/>
+                    </a:ln>
+                  </pic:spPr>
+                </pic:pic>
+              </a:graphicData>
+            </a:graphic>
+          </wp:inline>
+        </w:drawing>
+      </w:r>
+    </w:p>
+    <w:p>
+      <w:pPr>
+        <w:spacing w:line="240" w:lineRule="auto"/>
+        <w:ind w:firstLine="0"/>
+        <w:jc w:val="center"/>
+        <w:rPr>
+          <w:i/>
+          <w:iCs/>
+          <w:sz w:val="24"/>
+          <w:szCs w:val="24"/>
+        </w:rPr>
+      </w:pPr>
+      <w:r>
+        <w:rPr>
+          <w:i/>
+          <w:iCs/>
+          <w:sz w:val="24"/>
+          <w:szCs w:val="24"/>
+        </w:rPr>
+        <w:t>Рис</w:t>
+      </w:r>
+      <w:r>
+        <w:rPr>
+          <w:i/>
+          <w:iCs/>
+          <w:sz w:val="24"/>
+          <w:szCs w:val="24"/>
+        </w:rPr>
+        <w:t xml:space="preserve">. 1 </w:t>
+      </w:r>
+      <w:r>
+        <w:rPr>
+          <w:i/>
+          <w:iCs/>
+          <w:sz w:val="24"/>
+          <w:szCs w:val="24"/>
+        </w:rPr>
+        <w:t>—</w:t>
+      </w:r>
+      <w:r>
+        <w:rPr>
+          <w:i/>
+          <w:iCs/>
+          <w:sz w:val="24"/>
+          <w:szCs w:val="24"/>
+        </w:rPr>
         <w:t xml:space="preserve"> </w:t>
       </w:r>
-      <w:proofErr w:type="spellStart"/>
-      <w:r>
-        <w:t>file</w:t>
-      </w:r>
-      <w:proofErr w:type="spellEnd"/>
-      <w:r>
+      <w:r>
+        <w:rPr>
+          <w:i/>
+          <w:iCs/>
+          <w:sz w:val="24"/>
+          <w:szCs w:val="24"/>
+        </w:rPr>
+        <w:t>схема</w:t>
+      </w:r>
+      <w:r>
+        <w:rPr>
+          <w:i/>
+          <w:iCs/>
+          <w:sz w:val="24"/>
+          <w:szCs w:val="24"/>
+        </w:rPr>
         <w:t xml:space="preserve"> </w:t>
       </w:r>
-      <w:proofErr w:type="spellStart"/>
-      <w:r>
-        <w:t>after</w:t>
-      </w:r>
-      <w:proofErr w:type="spellEnd"/>
-      <w:r>
+      <w:r>
+        <w:rPr>
+          <w:i/>
+          <w:iCs/>
+          <w:sz w:val="24"/>
+          <w:szCs w:val="24"/>
+        </w:rPr>
+        <w:t xml:space="preserve">обработки </w:t>
+      </w:r>
+      <w:r>
+        <w:rPr>
+          <w:i/>
+          <w:iCs/>
+          <w:sz w:val="24"/>
+          <w:szCs w:val="24"/>
+          <w:lang w:val="en-US"/>
+        </w:rPr>
+        <w:t>BLE</w:t>
+      </w:r>
+      <w:r>
+        <w:rPr>
+          <w:i/>
+          <w:iCs/>
+          <w:sz w:val="24"/>
+          <w:szCs w:val="24"/>
+        </w:rPr>
         <w:t xml:space="preserve"> </w:t>
       </w:r>
-      <w:proofErr w:type="spellStart"/>
-      <w:r>
-        <w:t>success</w:t>
-      </w:r>
-      <w:proofErr w:type="spellEnd"/>
+      <w:r>
+        <w:rPr>
+          <w:i/>
+          <w:iCs/>
+          <w:sz w:val="24"/>
+          <w:szCs w:val="24"/>
+        </w:rPr>
+        <w:t>измерения</w:t>
+      </w:r>
     </w:p>
-    <w:p/>
     <w:p>
       <w:pPr>
         <w:pStyle w:val="21"/>
       </w:pPr>
       <w:bookmarkStart w:id="14" w:name="_Toc231397721"/>
       <w:r>
+        <w:lastRenderedPageBreak/>
         <w:t xml:space="preserve">3.5. Веб-интерфейс и </w:t>
       </w:r>
       <w:proofErr w:type="spellStart"/>
@@ -4221,7 +4417,118 @@
         <w:t>Таким образом, пользователь может наблюдать результаты без ручного обновления страницы. Это важно для системы мониторинга здоровья, где новые измерения должны появляться сразу после завершения передачи с устройства.</w:t>
       </w:r>
     </w:p>
-    <w:p/>
+    <w:p>
+      <w:pPr>
+        <w:spacing w:line="240" w:lineRule="auto"/>
+        <w:ind w:firstLine="0"/>
+        <w:jc w:val="left"/>
+      </w:pPr>
+      <w:r>
+        <w:lastRenderedPageBreak/>
+        <w:drawing>
+          <wp:inline distT="0" distB="0" distL="0" distR="0" wp14:anchorId="2F511F1D" wp14:editId="60D6E17E">
+            <wp:extent cx="6152515" cy="3896995"/>
+            <wp:effectExtent l="0" t="0" r="635" b="8255"/>
+            <wp:docPr id="2103666164" name="Рисунок 1"/>
+            <wp:cNvGraphicFramePr>
+              <a:graphicFrameLocks xmlns:a="http://schemas.openxmlformats.org/drawingml/2006/main" noChangeAspect="1"/>
+            </wp:cNvGraphicFramePr>
+            <a:graphic xmlns:a="http://schemas.openxmlformats.org/drawingml/2006/main">
+              <a:graphicData uri="http://schemas.openxmlformats.org/drawingml/2006/picture">
+                <pic:pic xmlns:pic="http://schemas.openxmlformats.org/drawingml/2006/picture">
+                  <pic:nvPicPr>
+                    <pic:cNvPr id="2103666164" name=""/>
+                    <pic:cNvPicPr/>
+                  </pic:nvPicPr>
+                  <pic:blipFill>
+                    <a:blip r:embed="rId9"/>
+                    <a:stretch>
+                      <a:fillRect/>
+                    </a:stretch>
+                  </pic:blipFill>
+                  <pic:spPr>
+                    <a:xfrm>
+                      <a:off x="0" y="0"/>
+                      <a:ext cx="6152515" cy="3896995"/>
+                    </a:xfrm>
+                    <a:prstGeom prst="rect">
+                      <a:avLst/>
+                    </a:prstGeom>
+                  </pic:spPr>
+                </pic:pic>
+              </a:graphicData>
+            </a:graphic>
+          </wp:inline>
+        </w:drawing>
+      </w:r>
+    </w:p>
+    <w:p>
+      <w:pPr>
+        <w:jc w:val="center"/>
+        <w:rPr>
+          <w:i/>
+          <w:iCs/>
+          <w:sz w:val="24"/>
+          <w:szCs w:val="24"/>
+        </w:rPr>
+      </w:pPr>
+      <w:r>
+        <w:rPr>
+          <w:i/>
+          <w:iCs/>
+          <w:sz w:val="24"/>
+          <w:szCs w:val="24"/>
+        </w:rPr>
+        <w:t xml:space="preserve">Рис. </w:t>
+      </w:r>
+      <w:r>
+        <w:rPr>
+          <w:i/>
+          <w:iCs/>
+          <w:sz w:val="24"/>
+          <w:szCs w:val="24"/>
+        </w:rPr>
+        <w:t>2</w:t>
+      </w:r>
+      <w:r>
+        <w:rPr>
+          <w:i/>
+          <w:iCs/>
+          <w:sz w:val="24"/>
+          <w:szCs w:val="24"/>
+        </w:rPr>
+        <w:t xml:space="preserve"> </w:t>
+      </w:r>
+      <w:r>
+        <w:rPr>
+          <w:i/>
+          <w:iCs/>
+          <w:sz w:val="24"/>
+          <w:szCs w:val="24"/>
+        </w:rPr>
+        <w:t>—</w:t>
+      </w:r>
+      <w:r>
+        <w:rPr>
+          <w:i/>
+          <w:iCs/>
+          <w:sz w:val="24"/>
+          <w:szCs w:val="24"/>
+        </w:rPr>
+        <w:t xml:space="preserve"> внешний вид веб-интерфейса</w:t>
+      </w:r>
+    </w:p>
+    <w:p>
+      <w:pPr>
+        <w:jc w:val="center"/>
+        <w:rPr>
+          <w:i/>
+          <w:iCs/>
+          <w:sz w:val="24"/>
+          <w:szCs w:val="24"/>
+        </w:rPr>
+      </w:pPr>
+    </w:p>
     <w:p>
       <w:pPr>
         <w:pStyle w:val="21"/>
@@ -4235,14 +4542,11 @@
     <w:p/>
     <w:p>
       <w:r>
-        <w:lastRenderedPageBreak/>
         <w:t xml:space="preserve">Тестирование выполнялось поэтапно. Сначала проверялось подключение хаба к </w:t>
       </w:r>
-      <w:proofErr w:type="spellStart"/>
       <w:r>
         <w:t>WiFi</w:t>
       </w:r>
-      <w:proofErr w:type="spellEnd"/>
       <w:r>
         <w:t xml:space="preserve"> и обнаружение сервера через </w:t>
       </w:r>
@@ -4281,25 +4585,27 @@
       <w:r>
         <w:t xml:space="preserve">, но не мог отправить их на сервер из-за временной недоступности </w:t>
       </w:r>
+      <w:r>
+        <w:t>WiFi</w:t>
+      </w:r>
+      <w:r>
+        <w:t xml:space="preserve">, сервера или нехватки памяти. Для таких случаев была добавлена отложенная отправка. Логи устройства стали показывать не только </w:t>
+      </w:r>
+      <w:r>
+        <w:lastRenderedPageBreak/>
+        <w:t xml:space="preserve">факт ошибки, но и причину: отсутствие </w:t>
+      </w:r>
+      <w:r>
+        <w:t>WiFi</w:t>
+      </w:r>
+      <w:r>
+        <w:t xml:space="preserve">, отсутствие </w:t>
+      </w:r>
       <w:proofErr w:type="spellStart"/>
       <w:r>
-        <w:t>WiFi</w:t>
+        <w:t>server</w:t>
       </w:r>
       <w:proofErr w:type="spellEnd"/>
-      <w:r>
-        <w:t xml:space="preserve">, сервера или нехватки памяти. Для таких случаев была добавлена отложенная отправка. Логи устройства стали показывать не только факт ошибки, но и причину: отсутствие </w:t>
-      </w:r>
-      <w:proofErr w:type="spellStart"/>
-      <w:r>
-        <w:t>WiFi</w:t>
-      </w:r>
-      <w:proofErr w:type="spellEnd"/>
-      <w:r>
-        <w:t xml:space="preserve">, отсутствие </w:t>
-      </w:r>
-      <w:r>
-        <w:t>server</w:t>
-      </w:r>
       <w:r>
         <w:t xml:space="preserve"> </w:t>
       </w:r>
@@ -4353,14 +4659,14 @@
       <w:r>
         <w:t>NimBLE</w:t>
       </w:r>
+      <w:r>
+        <w:t>-</w:t>
+      </w:r>
+      <w:r>
+        <w:t>Arduino</w:t>
+      </w:r>
       <w:proofErr w:type="spellEnd"/>
       <w:r>
-        <w:t>-</w:t>
-      </w:r>
-      <w:r>
-        <w:t>Arduino</w:t>
-      </w:r>
-      <w:r>
         <w:t xml:space="preserve">. После этого размер прошивки и потребление памяти уменьшились, что улучшило условия для параллельной работы </w:t>
       </w:r>
       <w:r>
@@ -4369,13 +4675,96 @@
       <w:r>
         <w:t xml:space="preserve"> и </w:t>
       </w:r>
-      <w:proofErr w:type="spellStart"/>
       <w:r>
         <w:t>WiFi</w:t>
       </w:r>
-      <w:proofErr w:type="spellEnd"/>
       <w:r>
         <w:t>.</w:t>
+      </w:r>
+    </w:p>
+    <w:p>
+      <w:pPr>
+        <w:spacing w:line="240" w:lineRule="auto"/>
+        <w:ind w:firstLine="0"/>
+        <w:rPr>
+          <w:lang w:val="en-US"/>
+        </w:rPr>
+      </w:pPr>
+      <w:r>
+        <w:rPr>
+          <w:noProof/>
+        </w:rPr>
+        <w:lastRenderedPageBreak/>
+        <w:drawing>
+          <wp:inline distT="0" distB="0" distL="0" distR="0" wp14:anchorId="067BDF7A" wp14:editId="6FD27C12">
+            <wp:extent cx="6152515" cy="7878445"/>
+            <wp:effectExtent l="0" t="0" r="635" b="8255"/>
+            <wp:docPr id="368862574" name="Рисунок 2"/>
+            <wp:cNvGraphicFramePr>
+              <a:graphicFrameLocks xmlns:a="http://schemas.openxmlformats.org/drawingml/2006/main" noChangeAspect="1"/>
+            </wp:cNvGraphicFramePr>
+            <a:graphic xmlns:a="http://schemas.openxmlformats.org/drawingml/2006/main">
+              <a:graphicData uri="http://schemas.openxmlformats.org/drawingml/2006/picture">
+                <pic:pic xmlns:pic="http://schemas.openxmlformats.org/drawingml/2006/picture">
+                  <pic:nvPicPr>
+                    <pic:cNvPr id="0" name="Picture 3"/>
+                    <pic:cNvPicPr>
+                      <a:picLocks noChangeAspect="1" noChangeArrowheads="1"/>
+                    </pic:cNvPicPr>
+                  </pic:nvPicPr>
+                  <pic:blipFill>
+                    <a:blip r:embed="rId10">
+                      <a:extLst>
+                        <a:ext uri="{28A0092B-C50C-407E-A947-70E740481C1C}">
+                          <a14:useLocalDpi xmlns:a14="http://schemas.microsoft.com/office/drawing/2010/main" val="0"/>
+                        </a:ext>
+                      </a:extLst>
+                    </a:blip>
+                    <a:srcRect/>
+                    <a:stretch>
+                      <a:fillRect/>
+                    </a:stretch>
+                  </pic:blipFill>
+                  <pic:spPr bwMode="auto">
+                    <a:xfrm>
+                      <a:off x="0" y="0"/>
+                      <a:ext cx="6152515" cy="7878445"/>
+                    </a:xfrm>
+                    <a:prstGeom prst="rect">
+                      <a:avLst/>
+                    </a:prstGeom>
+                    <a:noFill/>
+                    <a:ln>
+                      <a:noFill/>
+                    </a:ln>
+                  </pic:spPr>
+                </pic:pic>
+              </a:graphicData>
+            </a:graphic>
+          </wp:inline>
+        </w:drawing>
+      </w:r>
+    </w:p>
+    <w:p>
+      <w:pPr>
+        <w:spacing w:line="240" w:lineRule="auto"/>
+        <w:ind w:firstLine="0"/>
+        <w:jc w:val="center"/>
+        <w:rPr>
+          <w:rStyle w:val="39"/>
+        </w:rPr>
+      </w:pPr>
+      <w:r>
+        <w:rPr>
+          <w:rStyle w:val="39"/>
+        </w:rPr>
+        <w:t xml:space="preserve">Рис. 3 </w:t>
+      </w:r>
+      <w:r>
+        <w:rPr>
+          <w:rStyle w:val="39"/>
+        </w:rPr>
+        <w:t>— Общая архитектура разрабатываемой системы</w:t>
       </w:r>
     </w:p>
     <w:p>
@@ -4387,6 +4776,11 @@
       </w:r>
       <w:bookmarkStart w:id="16" w:name="_Toc231397723"/>
       <w:r>
+        <w:rPr>
+          <w:rStyle w:val="10"/>
+          <w:b/>
+          <w:bCs/>
+        </w:rPr>
         <w:lastRenderedPageBreak/>
         <w:t>4. РЕЗУЛЬТАТЫ РАБОТЫ</w:t>
       </w:r>
@@ -4515,17 +4909,17 @@
       <w:r>
         <w:t xml:space="preserve">• добавлен </w:t>
       </w:r>
+      <w:r>
+        <w:t>WiFi</w:t>
+      </w:r>
+      <w:r>
+        <w:t xml:space="preserve"> </w:t>
+      </w:r>
       <w:proofErr w:type="spellStart"/>
       <w:r>
-        <w:t>WiFi</w:t>
+        <w:t>provisioning</w:t>
       </w:r>
       <w:proofErr w:type="spellEnd"/>
-      <w:r>
-        <w:t xml:space="preserve"> </w:t>
-      </w:r>
-      <w:r>
-        <w:t>provisioning</w:t>
-      </w:r>
       <w:r>
         <w:t xml:space="preserve"> на </w:t>
       </w:r>
@@ -4546,11 +4940,9 @@
       <w:r>
         <w:t xml:space="preserve">• добавлен сброс </w:t>
       </w:r>
-      <w:proofErr w:type="spellStart"/>
       <w:r>
         <w:t>WiFi</w:t>
       </w:r>
-      <w:proofErr w:type="spellEnd"/>
       <w:r>
         <w:t xml:space="preserve">-конфигурации через кнопку </w:t>
       </w:r>
@@ -4582,31 +4974,29 @@
       <w:r>
         <w:t xml:space="preserve"> и </w:t>
       </w:r>
+      <w:r>
+        <w:t>WiFi</w:t>
+      </w:r>
+      <w:r>
+        <w:t xml:space="preserve"> на </w:t>
+      </w:r>
+      <w:r>
+        <w:t>ESP</w:t>
+      </w:r>
+      <w:r>
+        <w:t xml:space="preserve">32, выполнена оптимизация с использованием </w:t>
+      </w:r>
       <w:proofErr w:type="spellStart"/>
       <w:r>
-        <w:t>WiFi</w:t>
+        <w:t>NimBLE</w:t>
+      </w:r>
+      <w:r>
+        <w:t>-</w:t>
+      </w:r>
+      <w:r>
+        <w:t>Arduino</w:t>
       </w:r>
       <w:proofErr w:type="spellEnd"/>
-      <w:r>
-        <w:t xml:space="preserve"> на </w:t>
-      </w:r>
-      <w:r>
-        <w:t>ESP</w:t>
-      </w:r>
-      <w:r>
-        <w:t xml:space="preserve">32, выполнена оптимизация с использованием </w:t>
-      </w:r>
-      <w:proofErr w:type="spellStart"/>
-      <w:r>
-        <w:t>NimBLE</w:t>
-      </w:r>
-      <w:proofErr w:type="spellEnd"/>
-      <w:r>
-        <w:t>-</w:t>
-      </w:r>
-      <w:r>
-        <w:t>Arduino</w:t>
-      </w:r>
       <w:r>
         <w:t>;</w:t>
       </w:r>
@@ -4643,17 +5033,15 @@
       <w:r>
         <w:t xml:space="preserve">-датчика, сохранять их на хабе, подключаться к </w:t>
       </w:r>
-      <w:proofErr w:type="spellStart"/>
       <w:r>
         <w:t>WiFi</w:t>
       </w:r>
-      <w:proofErr w:type="spellEnd"/>
-      <w:r>
-        <w:t xml:space="preserve">, </w:t>
+      <w:r>
+        <w:t xml:space="preserve">, автоматически находить сервер и передавать данные в веб-приложение. При </w:t>
       </w:r>
       <w:r>
         <w:lastRenderedPageBreak/>
-        <w:t xml:space="preserve">автоматически находить сервер и передавать данные в веб-приложение. При временной недоступности сервера измерения не теряются, а остаются в очереди на </w:t>
+        <w:t xml:space="preserve">временной недоступности сервера измерения не теряются, а остаются в очереди на </w:t>
       </w:r>
       <w:r>
         <w:t>SD</w:t>
@@ -4678,35 +5066,35 @@
       <w:r>
         <w:t xml:space="preserve"> и </w:t>
       </w:r>
+      <w:r>
+        <w:t>WiFi</w:t>
+      </w:r>
+      <w:r>
+        <w:t xml:space="preserve">. Основными проблемами стали нехватка памяти и ошибки сетевой записи при высокой нагрузке. Для уменьшения этих проблем была применена более легкая </w:t>
+      </w:r>
+      <w:r>
+        <w:t>BLE</w:t>
+      </w:r>
+      <w:r>
+        <w:t xml:space="preserve">-библиотека </w:t>
+      </w:r>
       <w:proofErr w:type="spellStart"/>
       <w:r>
-        <w:t>WiFi</w:t>
+        <w:t>NimBLE</w:t>
+      </w:r>
+      <w:r>
+        <w:t>-</w:t>
+      </w:r>
+      <w:r>
+        <w:t>Arduino</w:t>
       </w:r>
       <w:proofErr w:type="spellEnd"/>
       <w:r>
-        <w:t xml:space="preserve">. Основными проблемами стали нехватка памяти и ошибки сетевой записи при высокой нагрузке. Для уменьшения этих проблем была применена более легкая </w:t>
-      </w:r>
-      <w:r>
-        <w:t>BLE</w:t>
-      </w:r>
-      <w:r>
-        <w:t xml:space="preserve">-библиотека </w:t>
-      </w:r>
-      <w:proofErr w:type="spellStart"/>
-      <w:r>
-        <w:t>NimBLE</w:t>
-      </w:r>
-      <w:proofErr w:type="spellEnd"/>
-      <w:r>
-        <w:t>-</w:t>
-      </w:r>
-      <w:r>
-        <w:t>Arduino</w:t>
-      </w:r>
-      <w:r>
         <w:t xml:space="preserve"> и введена логика отложенной отправки данных.</w:t>
       </w:r>
     </w:p>
+    <w:p/>
+    <w:p/>
     <w:p/>
     <w:p/>
     <w:p/>
@@ -4882,24 +5270,52 @@
     <w:p/>
     <w:p/>
     <w:p/>
+    <w:p/>
     <w:p>
       <w:pPr>
         <w:pStyle w:val="1"/>
+        <w:rPr>
+          <w:lang w:val="en-US"/>
+        </w:rPr>
       </w:pPr>
       <w:bookmarkStart w:id="18" w:name="_Toc231397725"/>
       <w:r>
         <w:lastRenderedPageBreak/>
-        <w:t>СПИСОК ИСПОЛЬЗОВАННЫХ ИСТОЧНИКОВ</w:t>
+        <w:t>СПИСОК</w:t>
+      </w:r>
+      <w:r>
+        <w:rPr>
+          <w:lang w:val="en-US"/>
+        </w:rPr>
+        <w:t xml:space="preserve"> </w:t>
+      </w:r>
+      <w:r>
+        <w:t>ИСПОЛЬЗОВАННЫХ</w:t>
+      </w:r>
+      <w:r>
+        <w:rPr>
+          <w:lang w:val="en-US"/>
+        </w:rPr>
+        <w:t xml:space="preserve"> </w:t>
+      </w:r>
+      <w:r>
+        <w:t>ИСТОЧНИКОВ</w:t>
       </w:r>
       <w:bookmarkEnd w:id="18"/>
     </w:p>
-    <w:p/>
     <w:p>
       <w:pPr>
         <w:rPr>
           <w:lang w:val="en-US"/>
         </w:rPr>
       </w:pPr>
+    </w:p>
+    <w:p>
+      <w:pPr>
+        <w:rPr>
+          <w:lang w:val="en-US"/>
+        </w:rPr>
+      </w:pPr>
       <w:r>
         <w:rPr>
           <w:lang w:val="en-US"/>
@@ -4920,27 +5336,13 @@
         </w:rPr>
         <w:t xml:space="preserve"> Systems. — URL: </w:t>
       </w:r>
-      <w:hyperlink r:id="rId8" w:history="1">
+      <w:hyperlink r:id="rId11" w:history="1">
         <w:r>
           <w:rPr>
             <w:rStyle w:val="aff8"/>
             <w:lang w:val="en-US"/>
           </w:rPr>
-          <w:t>https://www.esp</w:t>
-        </w:r>
-        <w:r>
-          <w:rPr>
-            <w:rStyle w:val="aff8"/>
-            <w:lang w:val="en-US"/>
-          </w:rPr>
-          <w:t>r</w:t>
-        </w:r>
-        <w:r>
-          <w:rPr>
-            <w:rStyle w:val="aff8"/>
-            <w:lang w:val="en-US"/>
-          </w:rPr>
-          <w:t>essif.com/sites/default/files/documentation/esp32_technical_reference_manual_en.pdf</w:t>
+          <w:t>https://www.espressif.com/sites/default/files/documentation/esp32_technical_reference_manual_en.pdf</w:t>
         </w:r>
       </w:hyperlink>
     </w:p>
@@ -4988,7 +5390,7 @@
         </w:rPr>
         <w:t xml:space="preserve"> Systems. — URL: </w:t>
       </w:r>
-      <w:hyperlink r:id="rId9" w:history="1">
+      <w:hyperlink r:id="rId12" w:history="1">
         <w:r>
           <w:rPr>
             <w:rStyle w:val="aff8"/>
@@ -5008,14 +5410,14 @@
         <w:rPr>
           <w:lang w:val="en-US"/>
         </w:rPr>
-        <w:t>3. N</w:t>
+        <w:t xml:space="preserve">3. </w:t>
       </w:r>
       <w:proofErr w:type="spellStart"/>
       <w:r>
         <w:rPr>
           <w:lang w:val="en-US"/>
         </w:rPr>
-        <w:t>imBLE</w:t>
+        <w:t>NimBLE</w:t>
       </w:r>
       <w:proofErr w:type="spellEnd"/>
       <w:r>
@@ -5024,7 +5426,7 @@
         </w:rPr>
         <w:t xml:space="preserve">-Arduino Documentation. — h2zero. — URL: </w:t>
       </w:r>
-      <w:hyperlink r:id="rId10" w:history="1">
+      <w:hyperlink r:id="rId13" w:history="1">
         <w:r>
           <w:rPr>
             <w:rStyle w:val="aff8"/>
@@ -5044,14 +5446,14 @@
         <w:rPr>
           <w:lang w:val="en-US"/>
         </w:rPr>
-        <w:t>4. E</w:t>
+        <w:t xml:space="preserve">4. </w:t>
       </w:r>
       <w:proofErr w:type="spellStart"/>
       <w:r>
         <w:rPr>
           <w:lang w:val="en-US"/>
         </w:rPr>
-        <w:t>SPAsyncWebServer</w:t>
+        <w:t>ESPAsyncWebServer</w:t>
       </w:r>
       <w:proofErr w:type="spellEnd"/>
       <w:r>
@@ -5060,7 +5462,7 @@
         </w:rPr>
         <w:t xml:space="preserve"> Library Documentation. — ESP32Async. — URL: </w:t>
       </w:r>
-      <w:hyperlink r:id="rId11" w:history="1">
+      <w:hyperlink r:id="rId14" w:history="1">
         <w:r>
           <w:rPr>
             <w:rStyle w:val="aff8"/>
@@ -5094,7 +5496,7 @@
       <w:r>
         <w:t xml:space="preserve">: </w:t>
       </w:r>
-      <w:hyperlink r:id="rId12" w:history="1">
+      <w:hyperlink r:id="rId15" w:history="1">
         <w:r>
           <w:rPr>
             <w:rStyle w:val="aff8"/>
@@ -5163,7 +5565,7 @@
         </w:rPr>
         <w:t xml:space="preserve">6. ASP.NET Core Documentation. — Microsoft. — URL: </w:t>
       </w:r>
-      <w:hyperlink r:id="rId13" w:history="1">
+      <w:hyperlink r:id="rId16" w:history="1">
         <w:r>
           <w:rPr>
             <w:rStyle w:val="aff8"/>
@@ -5185,7 +5587,7 @@
         </w:rPr>
         <w:t xml:space="preserve">7. ASP.NET Core Web API Documentation. — Microsoft. — URL: </w:t>
       </w:r>
-      <w:hyperlink r:id="rId14" w:history="1">
+      <w:hyperlink r:id="rId17" w:history="1">
         <w:r>
           <w:rPr>
             <w:rStyle w:val="aff8"/>
@@ -5221,7 +5623,7 @@
         </w:rPr>
         <w:t xml:space="preserve"> Documentation. — Microsoft. — URL: </w:t>
       </w:r>
-      <w:hyperlink r:id="rId15" w:history="1">
+      <w:hyperlink r:id="rId18" w:history="1">
         <w:r>
           <w:rPr>
             <w:rStyle w:val="aff8"/>
@@ -5243,7 +5645,7 @@
         </w:rPr>
         <w:t xml:space="preserve">9. Entity Framework Core Documentation. — Microsoft. — URL: </w:t>
       </w:r>
-      <w:hyperlink r:id="rId16" w:history="1">
+      <w:hyperlink r:id="rId19" w:history="1">
         <w:r>
           <w:rPr>
             <w:rStyle w:val="aff8"/>
@@ -5263,14 +5665,14 @@
         <w:rPr>
           <w:lang w:val="en-US"/>
         </w:rPr>
-        <w:t>10. N</w:t>
+        <w:t xml:space="preserve">10. </w:t>
       </w:r>
       <w:proofErr w:type="spellStart"/>
       <w:r>
         <w:rPr>
           <w:lang w:val="en-US"/>
         </w:rPr>
-        <w:t>pgsql</w:t>
+        <w:t>Npgsql</w:t>
       </w:r>
       <w:proofErr w:type="spellEnd"/>
       <w:r>
@@ -5293,7 +5695,7 @@
         </w:rPr>
         <w:t xml:space="preserve">. — URL: </w:t>
       </w:r>
-      <w:hyperlink r:id="rId17" w:history="1">
+      <w:hyperlink r:id="rId20" w:history="1">
         <w:r>
           <w:rPr>
             <w:rStyle w:val="aff8"/>
@@ -5316,7 +5718,7 @@
         <w:lastRenderedPageBreak/>
         <w:t xml:space="preserve">11. PostgreSQL Documentation. — The PostgreSQL Global Development Group. — URL: </w:t>
       </w:r>
-      <w:hyperlink r:id="rId18" w:history="1">
+      <w:hyperlink r:id="rId21" w:history="1">
         <w:r>
           <w:rPr>
             <w:rStyle w:val="aff8"/>
@@ -5338,27 +5740,13 @@
         </w:rPr>
         <w:t xml:space="preserve">12. MDN Web Docs: WebSocket API. — Mozilla. — URL: </w:t>
       </w:r>
-      <w:hyperlink r:id="rId19" w:history="1">
+      <w:hyperlink r:id="rId22" w:history="1">
         <w:r>
           <w:rPr>
             <w:rStyle w:val="aff8"/>
             <w:lang w:val="en-US"/>
           </w:rPr>
-          <w:t>https://developer.mozilla.org/docs/Web/API</w:t>
-        </w:r>
-        <w:r>
-          <w:rPr>
-            <w:rStyle w:val="aff8"/>
-            <w:lang w:val="en-US"/>
-          </w:rPr>
-          <w:t>/</w:t>
-        </w:r>
-        <w:r>
-          <w:rPr>
-            <w:rStyle w:val="aff8"/>
-            <w:lang w:val="en-US"/>
-          </w:rPr>
-          <w:t>WebSocket</w:t>
+          <w:t>https://developer.mozilla.org/docs/Web/API/WebSocket</w:t>
         </w:r>
       </w:hyperlink>
     </w:p>
@@ -5374,7 +5762,7 @@
         </w:rPr>
         <w:t xml:space="preserve">13. MDN Web Docs: HTTP. — Mozilla. — URL: </w:t>
       </w:r>
-      <w:hyperlink r:id="rId20" w:history="1">
+      <w:hyperlink r:id="rId23" w:history="1">
         <w:r>
           <w:rPr>
             <w:rStyle w:val="aff8"/>
@@ -5396,7 +5784,7 @@
         </w:rPr>
         <w:t xml:space="preserve">14. Bluetooth Core Specification. — Bluetooth SIG. — URL: </w:t>
       </w:r>
-      <w:hyperlink r:id="rId21" w:history="1">
+      <w:hyperlink r:id="rId24" w:history="1">
         <w:r>
           <w:rPr>
             <w:rStyle w:val="aff8"/>
@@ -5441,7 +5829,7 @@
       <w:r>
         <w:t xml:space="preserve">Исходный код находится по ссылке </w:t>
       </w:r>
-      <w:hyperlink r:id="rId22" w:history="1">
+      <w:hyperlink r:id="rId25" w:history="1">
         <w:r>
           <w:rPr>
             <w:rStyle w:val="aff8"/>
@@ -5740,10 +6128,38 @@
             <w:pPr>
               <w:ind w:firstLine="0"/>
               <w:jc w:val="left"/>
+              <w:rPr>
+                <w:lang w:val="en-US"/>
+              </w:rPr>
             </w:pPr>
             <w:r>
-              <w:t>server/HealthSaver.Server/Program.cs</w:t>
-            </w:r>
+              <w:rPr>
+                <w:lang w:val="en-US"/>
+              </w:rPr>
+              <w:t>server/</w:t>
+            </w:r>
+            <w:proofErr w:type="spellStart"/>
+            <w:r>
+              <w:rPr>
+                <w:lang w:val="en-US"/>
+              </w:rPr>
+              <w:t>HealthSaver.Server</w:t>
+            </w:r>
+            <w:proofErr w:type="spellEnd"/>
+            <w:r>
+              <w:rPr>
+                <w:lang w:val="en-US"/>
+              </w:rPr>
+              <w:t>/</w:t>
+            </w:r>
+            <w:proofErr w:type="spellStart"/>
+            <w:r>
+              <w:rPr>
+                <w:lang w:val="en-US"/>
+              </w:rPr>
+              <w:t>Program.cs</w:t>
+            </w:r>
+            <w:proofErr w:type="spellEnd"/>
           </w:p>
         </w:tc>
         <w:tc>
@@ -5765,9 +6181,11 @@
             <w:r>
               <w:t xml:space="preserve">, </w:t>
             </w:r>
+            <w:proofErr w:type="spellStart"/>
             <w:r>
               <w:t>WebSocket</w:t>
             </w:r>
+            <w:proofErr w:type="spellEnd"/>
             <w:r>
               <w:t>, статического интерфейса и базы данных</w:t>
             </w:r>
@@ -5789,21 +6207,8 @@
               <w:jc w:val="left"/>
             </w:pPr>
             <w:r>
-              <w:t xml:space="preserve">API </w:t>
-            </w:r>
-            <w:proofErr w:type="spellStart"/>
-            <w:r>
-              <w:t>приема</w:t>
-            </w:r>
-            <w:proofErr w:type="spellEnd"/>
-            <w:r>
-              <w:t xml:space="preserve"> </w:t>
-            </w:r>
-            <w:proofErr w:type="spellStart"/>
-            <w:r>
-              <w:t>данных</w:t>
-            </w:r>
-            <w:proofErr w:type="spellEnd"/>
+              <w:t>API приема данных</w:t>
+            </w:r>
           </w:p>
         </w:tc>
         <w:tc>
@@ -5815,10 +6220,38 @@
             <w:pPr>
               <w:ind w:firstLine="0"/>
               <w:jc w:val="left"/>
+              <w:rPr>
+                <w:lang w:val="en-US"/>
+              </w:rPr>
             </w:pPr>
             <w:r>
-              <w:t>server/HealthSaver.Server/Controllers/IngestController.cs</w:t>
-            </w:r>
+              <w:rPr>
+                <w:lang w:val="en-US"/>
+              </w:rPr>
+              <w:t>server/</w:t>
+            </w:r>
+            <w:proofErr w:type="spellStart"/>
+            <w:r>
+              <w:rPr>
+                <w:lang w:val="en-US"/>
+              </w:rPr>
+              <w:t>HealthSaver.Server</w:t>
+            </w:r>
+            <w:proofErr w:type="spellEnd"/>
+            <w:r>
+              <w:rPr>
+                <w:lang w:val="en-US"/>
+              </w:rPr>
+              <w:t>/Controllers/</w:t>
+            </w:r>
+            <w:proofErr w:type="spellStart"/>
+            <w:r>
+              <w:rPr>
+                <w:lang w:val="en-US"/>
+              </w:rPr>
+              <w:t>IngestController.cs</w:t>
+            </w:r>
+            <w:proofErr w:type="spellEnd"/>
           </w:p>
         </w:tc>
         <w:tc>
@@ -5871,10 +6304,38 @@
             <w:pPr>
               <w:ind w:firstLine="0"/>
               <w:jc w:val="left"/>
+              <w:rPr>
+                <w:lang w:val="en-US"/>
+              </w:rPr>
             </w:pPr>
             <w:r>
-              <w:t>server/HealthSaver.Server/Controllers/MeasurementsController.cs</w:t>
-            </w:r>
+              <w:rPr>
+                <w:lang w:val="en-US"/>
+              </w:rPr>
+              <w:t>server/</w:t>
+            </w:r>
+            <w:proofErr w:type="spellStart"/>
+            <w:r>
+              <w:rPr>
+                <w:lang w:val="en-US"/>
+              </w:rPr>
+              <w:t>HealthSaver.Server</w:t>
+            </w:r>
+            <w:proofErr w:type="spellEnd"/>
+            <w:r>
+              <w:rPr>
+                <w:lang w:val="en-US"/>
+              </w:rPr>
+              <w:t>/Controllers/</w:t>
+            </w:r>
+            <w:proofErr w:type="spellStart"/>
+            <w:r>
+              <w:rPr>
+                <w:lang w:val="en-US"/>
+              </w:rPr>
+              <w:t>MeasurementsController.cs</w:t>
+            </w:r>
+            <w:proofErr w:type="spellEnd"/>
           </w:p>
         </w:tc>
         <w:tc>
@@ -5907,11 +6368,9 @@
               <w:ind w:firstLine="0"/>
               <w:jc w:val="left"/>
             </w:pPr>
-            <w:proofErr w:type="spellStart"/>
             <w:r>
               <w:t>Веб-интерфейс</w:t>
             </w:r>
-            <w:proofErr w:type="spellEnd"/>
           </w:p>
         </w:tc>
         <w:tc>
@@ -5976,7 +6435,7 @@
       </w:pPr>
     </w:p>
     <w:sectPr>
-      <w:footerReference w:type="default" r:id="rId23"/>
+      <w:footerReference w:type="default" r:id="rId26"/>
       <w:pgSz w:w="12240" w:h="15840"/>
       <w:pgMar w:top="1134" w:right="850" w:bottom="1134" w:left="1701" w:header="0" w:footer="397" w:gutter="0"/>
       <w:pgNumType w:start="1"/>
@@ -6911,11 +7370,11 @@
     <w:link w:val="10"/>
     <w:uiPriority w:val="9"/>
     <w:qFormat/>
-    <w:rsid w:val="00ED6E55"/>
+    <w:rsid w:val="00984C91"/>
     <w:pPr>
       <w:keepNext/>
       <w:keepLines/>
-      <w:spacing w:before="480" w:after="0"/>
+      <w:spacing w:after="0" w:line="240" w:lineRule="auto"/>
       <w:ind w:firstLine="0"/>
       <w:jc w:val="left"/>
       <w:outlineLvl w:val="0"/>
@@ -7200,7 +7659,7 @@
     <w:basedOn w:val="a2"/>
     <w:link w:val="1"/>
     <w:uiPriority w:val="9"/>
-    <w:rsid w:val="00ED6E55"/>
+    <w:rsid w:val="00984C91"/>
     <w:rPr>
       <w:rFonts w:ascii="Times New Roman" w:eastAsiaTheme="majorEastAsia" w:hAnsi="Times New Roman" w:cs="Times New Roman"/>
       <w:b/>
@@ -17996,6 +18455,38 @@
       <w:u w:val="single"/>
     </w:rPr>
   </w:style>
+  <w:style w:type="paragraph" w:customStyle="1" w:styleId="38">
+    <w:name w:val="Стиль3"/>
+    <w:basedOn w:val="a1"/>
+    <w:link w:val="39"/>
+    <w:qFormat/>
+    <w:rsid w:val="00984C91"/>
+    <w:pPr>
+      <w:spacing w:line="240" w:lineRule="auto"/>
+      <w:ind w:firstLine="0"/>
+      <w:jc w:val="left"/>
+    </w:pPr>
+    <w:rPr>
+      <w:i/>
+      <w:iCs/>
+      <w:sz w:val="24"/>
+      <w:szCs w:val="24"/>
+    </w:rPr>
+  </w:style>
+  <w:style w:type="character" w:customStyle="1" w:styleId="39">
+    <w:name w:val="Стиль3 Знак"/>
+    <w:basedOn w:val="a2"/>
+    <w:link w:val="38"/>
+    <w:rsid w:val="00984C91"/>
+    <w:rPr>
+      <w:rFonts w:ascii="Times New Roman" w:hAnsi="Times New Roman"/>
+      <w:i/>
+      <w:iCs/>
+      <w:sz w:val="24"/>
+      <w:szCs w:val="24"/>
+      <w:lang w:val="ru-RU"/>
+    </w:rPr>
+  </w:style>
 </w:styles>
 </file>
 
